--- a/backend/templates/GSSG-HR_300-004b_Passport_Release_List.docx
+++ b/backend/templates/GSSG-HR_300-004b_Passport_Release_List.docx
@@ -9,9 +9,9 @@
         <w:tblLook w:val="04A0" w:firstRow="1" w:lastRow="0" w:firstColumn="1" w:lastColumn="0" w:noHBand="0" w:noVBand="1"/>
       </w:tblPr>
       <w:tblGrid>
-        <w:gridCol w:w="1174"/>
+        <w:gridCol w:w="1658"/>
         <w:gridCol w:w="3081"/>
-        <w:gridCol w:w="1135"/>
+        <w:gridCol w:w="1435"/>
         <w:gridCol w:w="1822"/>
         <w:gridCol w:w="1956"/>
         <w:gridCol w:w="1878"/>
@@ -162,7 +162,7 @@
               <w:tblLook w:val="04A0" w:firstRow="1" w:lastRow="0" w:firstColumn="1" w:lastColumn="0" w:noHBand="0" w:noVBand="1"/>
             </w:tblPr>
             <w:tblGrid>
-              <w:gridCol w:w="1684"/>
+              <w:gridCol w:w="1740"/>
             </w:tblGrid>
             <w:tr>
               <w:trPr>
@@ -453,84 +453,6 @@
                 <w14:ligatures w14:val="none"/>
               </w:rPr>
             </w:pPr>
-            <w:r>
-              <w:rPr>
-                <w:rFonts w:ascii="Calibri" w:eastAsia="Times New Roman" w:hAnsi="Calibri" w:cs="Calibri"/>
-                <w:noProof/>
-                <w:color w:val="000000"/>
-                <w:kern w:val="0"/>
-                <w:sz w:val="22"/>
-                <w:szCs w:val="22"/>
-                <w14:ligatures w14:val="none"/>
-              </w:rPr>
-              <w:drawing>
-                <wp:anchor distT="0" distB="0" distL="114300" distR="114300" simplePos="0" relativeHeight="251658240" behindDoc="0" locked="0" layoutInCell="1" allowOverlap="1" wp14:anchorId="4AF6E062" wp14:editId="34FCF590">
-                  <wp:simplePos x="0" y="0"/>
-                  <wp:positionH relativeFrom="column">
-                    <wp:posOffset>692785</wp:posOffset>
-                  </wp:positionH>
-                  <wp:positionV relativeFrom="paragraph">
-                    <wp:posOffset>-83820</wp:posOffset>
-                  </wp:positionV>
-                  <wp:extent cx="1285875" cy="885825"/>
-                  <wp:effectExtent l="0" t="0" r="9525" b="9525"/>
-                  <wp:wrapNone/>
-                  <wp:docPr id="2" name="Picture 2" descr="Logo&#10;&#10;Description automatically generated">
-                    <a:extLst xmlns:a="http://schemas.openxmlformats.org/drawingml/2006/main">
-                      <a:ext uri="{FF2B5EF4-FFF2-40B4-BE49-F238E27FC236}">
-                        <a16:creationId xmlns:a16="http://schemas.microsoft.com/office/drawing/2014/main" id="{AF056344-F49E-4963-8144-B3A1EC740A86}"/>
-                      </a:ext>
-                    </a:extLst>
-                  </wp:docPr>
-                  <wp:cNvGraphicFramePr/>
-                  <a:graphic xmlns:a="http://schemas.openxmlformats.org/drawingml/2006/main">
-                    <a:graphicData uri="http://schemas.openxmlformats.org/drawingml/2006/picture">
-                      <pic:pic xmlns:pic="http://schemas.openxmlformats.org/drawingml/2006/picture">
-                        <pic:nvPicPr>
-                          <pic:cNvPr id="2" name="Picture 1" descr="Logo&#10;&#10;Description automatically generated">
-                            <a:extLst>
-                              <a:ext uri="{FF2B5EF4-FFF2-40B4-BE49-F238E27FC236}">
-                                <a16:creationId xmlns:a16="http://schemas.microsoft.com/office/drawing/2014/main" id="{AF056344-F49E-4963-8144-B3A1EC740A86}"/>
-                              </a:ext>
-                            </a:extLst>
-                          </pic:cNvPr>
-                          <pic:cNvPicPr>
-                            <a:picLocks noChangeAspect="1"/>
-                          </pic:cNvPicPr>
-                        </pic:nvPicPr>
-                        <pic:blipFill>
-                          <a:blip r:embed="rId4" cstate="print">
-                            <a:extLst>
-                              <a:ext uri="{28A0092B-C50C-407E-A947-70E740481C1C}">
-                                <a14:useLocalDpi xmlns:a14="http://schemas.microsoft.com/office/drawing/2010/main" val="0"/>
-                              </a:ext>
-                            </a:extLst>
-                          </a:blip>
-                          <a:stretch>
-                            <a:fillRect/>
-                          </a:stretch>
-                        </pic:blipFill>
-                        <pic:spPr>
-                          <a:xfrm>
-                            <a:off x="0" y="0"/>
-                            <a:ext cx="1285875" cy="885825"/>
-                          </a:xfrm>
-                          <a:prstGeom prst="rect">
-                            <a:avLst/>
-                          </a:prstGeom>
-                        </pic:spPr>
-                      </pic:pic>
-                    </a:graphicData>
-                  </a:graphic>
-                  <wp14:sizeRelH relativeFrom="page">
-                    <wp14:pctWidth>0</wp14:pctWidth>
-                  </wp14:sizeRelH>
-                  <wp14:sizeRelV relativeFrom="page">
-                    <wp14:pctHeight>0</wp14:pctHeight>
-                  </wp14:sizeRelV>
-                </wp:anchor>
-              </w:drawing>
-            </w:r>
           </w:p>
         </w:tc>
       </w:tr>
@@ -557,7 +479,7 @@
               <w:bidi/>
               <w:spacing w:after="0" w:line="240" w:lineRule="auto"/>
               <w:rPr>
-                <w:rFonts w:ascii="Tahoma" w:eastAsia="Times New Roman" w:hAnsi="Tahoma" w:cs="Tahoma"/>
+                <w:rFonts w:eastAsia="Times New Roman" w:cstheme="minorHAnsi"/>
                 <w:b/>
                 <w:bCs/>
                 <w:color w:val="323E4F"/>
@@ -569,51 +491,36 @@
             </w:pPr>
             <w:r>
               <w:rPr>
-                <w:rFonts w:ascii="Calibri" w:eastAsia="Times New Roman" w:hAnsi="Calibri" w:cs="Calibri"/>
+                <w:rFonts w:cstheme="minorHAnsi"/>
                 <w:noProof/>
-                <w:color w:val="000000"/>
-                <w:kern w:val="0"/>
-                <w:sz w:val="22"/>
-                <w:szCs w:val="22"/>
-                <w14:ligatures w14:val="none"/>
               </w:rPr>
               <w:drawing>
-                <wp:anchor distT="0" distB="0" distL="114300" distR="114300" simplePos="0" relativeHeight="251658240" behindDoc="0" locked="0" layoutInCell="1" allowOverlap="1" wp14:anchorId="7C0AFB59" wp14:editId="5D082306">
+                <wp:anchor distT="0" distB="0" distL="114300" distR="114300" simplePos="0" relativeHeight="251658240" behindDoc="0" locked="0" layoutInCell="1" allowOverlap="1" wp14:anchorId="674DD3F4" wp14:editId="4459E13F">
                   <wp:simplePos x="0" y="0"/>
                   <wp:positionH relativeFrom="column">
-                    <wp:posOffset>2409190</wp:posOffset>
+                    <wp:posOffset>212725</wp:posOffset>
                   </wp:positionH>
                   <wp:positionV relativeFrom="paragraph">
-                    <wp:posOffset>-199390</wp:posOffset>
+                    <wp:posOffset>-191770</wp:posOffset>
                   </wp:positionV>
-                  <wp:extent cx="1247775" cy="809625"/>
-                  <wp:effectExtent l="0" t="0" r="9525" b="0"/>
+                  <wp:extent cx="3125470" cy="1042035"/>
+                  <wp:effectExtent l="0" t="0" r="0" b="0"/>
                   <wp:wrapNone/>
-                  <wp:docPr id="3" name="Picture 1">
-                    <a:extLst xmlns:a="http://schemas.openxmlformats.org/drawingml/2006/main">
-                      <a:ext uri="{FF2B5EF4-FFF2-40B4-BE49-F238E27FC236}">
-                        <a16:creationId xmlns:a16="http://schemas.microsoft.com/office/drawing/2014/main" id="{C245B0E4-0E00-46C3-856F-05EA4C52EBDA}"/>
-                      </a:ext>
-                    </a:extLst>
-                  </wp:docPr>
-                  <wp:cNvGraphicFramePr/>
+                  <wp:docPr id="2146197478" name="Picture 1"/>
+                  <wp:cNvGraphicFramePr>
+                    <a:graphicFrameLocks xmlns:a="http://schemas.openxmlformats.org/drawingml/2006/main" noChangeAspect="1"/>
+                  </wp:cNvGraphicFramePr>
                   <a:graphic xmlns:a="http://schemas.openxmlformats.org/drawingml/2006/main">
                     <a:graphicData uri="http://schemas.openxmlformats.org/drawingml/2006/picture">
                       <pic:pic xmlns:pic="http://schemas.openxmlformats.org/drawingml/2006/picture">
                         <pic:nvPicPr>
-                          <pic:cNvPr id="3" name="Picture 2">
-                            <a:extLst>
-                              <a:ext uri="{FF2B5EF4-FFF2-40B4-BE49-F238E27FC236}">
-                                <a16:creationId xmlns:a16="http://schemas.microsoft.com/office/drawing/2014/main" id="{C245B0E4-0E00-46C3-856F-05EA4C52EBDA}"/>
-                              </a:ext>
-                            </a:extLst>
-                          </pic:cNvPr>
+                          <pic:cNvPr id="0" name="Picture 1"/>
                           <pic:cNvPicPr>
-                            <a:picLocks noChangeAspect="1"/>
+                            <a:picLocks noChangeAspect="1" noChangeArrowheads="1"/>
                           </pic:cNvPicPr>
                         </pic:nvPicPr>
                         <pic:blipFill>
-                          <a:blip r:embed="rId5" cstate="print">
+                          <a:blip r:embed="rId4" cstate="print">
                             <a:extLst>
                               <a:ext uri="{28A0092B-C50C-407E-A947-70E740481C1C}">
                                 <a14:useLocalDpi xmlns:a14="http://schemas.microsoft.com/office/drawing/2010/main" val="0"/>
@@ -628,7 +535,7 @@
                         <pic:spPr bwMode="auto">
                           <a:xfrm>
                             <a:off x="0" y="0"/>
-                            <a:ext cx="1247775" cy="809625"/>
+                            <a:ext cx="3125470" cy="1042035"/>
                           </a:xfrm>
                           <a:prstGeom prst="rect">
                             <a:avLst/>
@@ -641,10 +548,10 @@
                       </pic:pic>
                     </a:graphicData>
                   </a:graphic>
-                  <wp14:sizeRelH relativeFrom="page">
+                  <wp14:sizeRelH relativeFrom="margin">
                     <wp14:pctWidth>0</wp14:pctWidth>
                   </wp14:sizeRelH>
-                  <wp14:sizeRelV relativeFrom="page">
+                  <wp14:sizeRelV relativeFrom="margin">
                     <wp14:pctHeight>0</wp14:pctHeight>
                   </wp14:sizeRelV>
                 </wp:anchor>
@@ -652,7 +559,7 @@
             </w:r>
             <w:r>
               <w:rPr>
-                <w:rFonts w:ascii="Tahoma" w:eastAsia="Times New Roman" w:hAnsi="Tahoma" w:cs="Tahoma"/>
+                <w:rFonts w:eastAsia="Times New Roman" w:cstheme="minorHAnsi"/>
                 <w:b/>
                 <w:bCs/>
                 <w:color w:val="323E4F"/>
@@ -708,8 +615,8 @@
                 <w:bCs/>
                 <w:color w:val="B5031C"/>
                 <w:kern w:val="0"/>
-                <w:sz w:val="36"/>
-                <w:szCs w:val="36"/>
+                <w:sz w:val="28"/>
+                <w:szCs w:val="28"/>
                 <w14:ligatures w14:val="none"/>
               </w:rPr>
               <w:t>GLOBAL SECURITY SERVICES GROUP</w:t>
@@ -1380,7 +1287,6 @@
             <w:r>
               <w:rPr>
                 <w:rFonts w:ascii="Calibri" w:hAnsi="Calibri"/>
-                <w:sz w:val="24"/>
               </w:rPr>
               <w:t>{{ item(0, 'employee_id') }}</w:t>
             </w:r>
@@ -1414,10 +1320,8 @@
             <w:r>
               <w:rPr>
                 <w:rFonts w:ascii="Calibri" w:hAnsi="Calibri" w:cs="Calibri"/>
-                <w:sz w:val="24"/>
                 <w:rtl/>
                 <w:cs/>
-                <w:szCs w:val="24"/>
               </w:rPr>
               <w:t>{{ item(0, 'name') }}</w:t>
             </w:r>
@@ -1449,15 +1353,51 @@
                 <w14:ligatures w14:val="none"/>
               </w:rPr>
             </w:pPr>
+            <w:proofErr w:type="gramStart"/>
             <w:r>
               <w:rPr>
                 <w:rFonts w:ascii="Calibri" w:hAnsi="Calibri" w:cs="Calibri"/>
-                <w:sz w:val="24"/>
                 <w:rtl/>
                 <w:cs/>
-                <w:szCs w:val="24"/>
-              </w:rPr>
-              <w:t>{{ item(0, 'nationality') }}</w:t>
+              </w:rPr>
+              <w:t xml:space="preserve">{{ </w:t>
+            </w:r>
+            <w:proofErr w:type="spellStart"/>
+            <w:r>
+              <w:rPr>
+                <w:rFonts w:ascii="Calibri" w:hAnsi="Calibri" w:cs="Calibri"/>
+                <w:rtl/>
+                <w:cs/>
+              </w:rPr>
+              <w:t>item</w:t>
+            </w:r>
+            <w:proofErr w:type="spellEnd"/>
+            <w:proofErr w:type="gramEnd"/>
+            <w:r>
+              <w:rPr>
+                <w:rFonts w:ascii="Calibri" w:hAnsi="Calibri" w:cs="Calibri"/>
+                <w:rtl/>
+                <w:cs/>
+              </w:rPr>
+              <w:t>(0, '</w:t>
+            </w:r>
+            <w:proofErr w:type="spellStart"/>
+            <w:r>
+              <w:rPr>
+                <w:rFonts w:ascii="Calibri" w:hAnsi="Calibri" w:cs="Calibri"/>
+                <w:rtl/>
+                <w:cs/>
+              </w:rPr>
+              <w:t>nationality</w:t>
+            </w:r>
+            <w:proofErr w:type="spellEnd"/>
+            <w:r>
+              <w:rPr>
+                <w:rFonts w:ascii="Calibri" w:hAnsi="Calibri" w:cs="Calibri"/>
+                <w:rtl/>
+                <w:cs/>
+              </w:rPr>
+              <w:t>') }}</w:t>
             </w:r>
           </w:p>
         </w:tc>
@@ -1492,7 +1432,6 @@
             <w:r>
               <w:rPr>
                 <w:rFonts w:ascii="Calibri" w:hAnsi="Calibri"/>
-                <w:sz w:val="24"/>
               </w:rPr>
               <w:t>{{ item(0, 'passport_no') }}</w:t>
             </w:r>
@@ -1660,7 +1599,6 @@
             <w:r>
               <w:rPr>
                 <w:rFonts w:ascii="Calibri" w:hAnsi="Calibri"/>
-                <w:sz w:val="24"/>
               </w:rPr>
               <w:t>{{ item(1, 'employee_id') }}</w:t>
             </w:r>
@@ -1694,10 +1632,8 @@
             <w:r>
               <w:rPr>
                 <w:rFonts w:ascii="Calibri" w:hAnsi="Calibri" w:cs="Calibri"/>
-                <w:sz w:val="24"/>
                 <w:rtl/>
                 <w:cs/>
-                <w:szCs w:val="24"/>
               </w:rPr>
               <w:t>{{ item(1, 'name') }}</w:t>
             </w:r>
@@ -1732,10 +1668,8 @@
             <w:r>
               <w:rPr>
                 <w:rFonts w:ascii="Calibri" w:hAnsi="Calibri" w:cs="Calibri"/>
-                <w:sz w:val="24"/>
                 <w:rtl/>
                 <w:cs/>
-                <w:szCs w:val="24"/>
               </w:rPr>
               <w:t>{{ item(1, 'nationality') }}</w:t>
             </w:r>
@@ -1772,7 +1706,6 @@
             <w:r>
               <w:rPr>
                 <w:rFonts w:ascii="Calibri" w:hAnsi="Calibri"/>
-                <w:sz w:val="24"/>
               </w:rPr>
               <w:t>{{ item(1, 'passport_no') }}</w:t>
             </w:r>
@@ -1940,7 +1873,6 @@
             <w:r>
               <w:rPr>
                 <w:rFonts w:ascii="Calibri" w:hAnsi="Calibri"/>
-                <w:sz w:val="24"/>
               </w:rPr>
               <w:t>{{ item(2, 'employee_id') }}</w:t>
             </w:r>
@@ -1974,10 +1906,8 @@
             <w:r>
               <w:rPr>
                 <w:rFonts w:ascii="Calibri" w:hAnsi="Calibri" w:cs="Calibri"/>
-                <w:sz w:val="24"/>
                 <w:rtl/>
                 <w:cs/>
-                <w:szCs w:val="24"/>
               </w:rPr>
               <w:t>{{ item(2, 'name') }}</w:t>
             </w:r>
@@ -2012,10 +1942,8 @@
             <w:r>
               <w:rPr>
                 <w:rFonts w:ascii="Calibri" w:hAnsi="Calibri" w:cs="Calibri"/>
-                <w:sz w:val="24"/>
                 <w:rtl/>
                 <w:cs/>
-                <w:szCs w:val="24"/>
               </w:rPr>
               <w:t>{{ item(2, 'nationality') }}</w:t>
             </w:r>
@@ -2052,7 +1980,6 @@
             <w:r>
               <w:rPr>
                 <w:rFonts w:ascii="Calibri" w:hAnsi="Calibri"/>
-                <w:sz w:val="24"/>
               </w:rPr>
               <w:t>{{ item(2, 'passport_no') }}</w:t>
             </w:r>
@@ -2221,7 +2148,6 @@
             <w:r>
               <w:rPr>
                 <w:rFonts w:ascii="Calibri" w:hAnsi="Calibri"/>
-                <w:sz w:val="24"/>
               </w:rPr>
               <w:t>{{ item(3, 'employee_id') }}</w:t>
             </w:r>
@@ -2255,10 +2181,8 @@
             <w:r>
               <w:rPr>
                 <w:rFonts w:ascii="Calibri" w:hAnsi="Calibri" w:cs="Calibri"/>
-                <w:sz w:val="24"/>
                 <w:rtl/>
                 <w:cs/>
-                <w:szCs w:val="24"/>
               </w:rPr>
               <w:t>{{ item(3, 'name') }}</w:t>
             </w:r>
@@ -2293,10 +2217,8 @@
             <w:r>
               <w:rPr>
                 <w:rFonts w:ascii="Calibri" w:hAnsi="Calibri" w:cs="Calibri"/>
-                <w:sz w:val="24"/>
                 <w:rtl/>
                 <w:cs/>
-                <w:szCs w:val="24"/>
               </w:rPr>
               <w:t>{{ item(3, 'nationality') }}</w:t>
             </w:r>
@@ -2333,7 +2255,6 @@
             <w:r>
               <w:rPr>
                 <w:rFonts w:ascii="Calibri" w:hAnsi="Calibri"/>
-                <w:sz w:val="24"/>
               </w:rPr>
               <w:t>{{ item(3, 'passport_no') }}</w:t>
             </w:r>
@@ -2502,7 +2423,6 @@
             <w:r>
               <w:rPr>
                 <w:rFonts w:ascii="Calibri" w:hAnsi="Calibri"/>
-                <w:sz w:val="24"/>
               </w:rPr>
               <w:t>{{ item(4, 'employee_id') }}</w:t>
             </w:r>
@@ -2536,10 +2456,8 @@
             <w:r>
               <w:rPr>
                 <w:rFonts w:ascii="Calibri" w:hAnsi="Calibri" w:cs="Calibri"/>
-                <w:sz w:val="24"/>
                 <w:rtl/>
                 <w:cs/>
-                <w:szCs w:val="24"/>
               </w:rPr>
               <w:t>{{ item(4, 'name') }}</w:t>
             </w:r>
@@ -2574,10 +2492,8 @@
             <w:r>
               <w:rPr>
                 <w:rFonts w:ascii="Calibri" w:hAnsi="Calibri" w:cs="Calibri"/>
-                <w:sz w:val="24"/>
                 <w:rtl/>
                 <w:cs/>
-                <w:szCs w:val="24"/>
               </w:rPr>
               <w:t>{{ item(4, 'nationality') }}</w:t>
             </w:r>
@@ -2614,7 +2530,6 @@
             <w:r>
               <w:rPr>
                 <w:rFonts w:ascii="Calibri" w:hAnsi="Calibri"/>
-                <w:sz w:val="24"/>
               </w:rPr>
               <w:t>{{ item(4, 'passport_no') }}</w:t>
             </w:r>
@@ -2783,7 +2698,6 @@
             <w:r>
               <w:rPr>
                 <w:rFonts w:ascii="Calibri" w:hAnsi="Calibri"/>
-                <w:sz w:val="24"/>
               </w:rPr>
               <w:t>{{ item(5, 'employee_id') }}</w:t>
             </w:r>
@@ -2817,10 +2731,8 @@
             <w:r>
               <w:rPr>
                 <w:rFonts w:ascii="Calibri" w:hAnsi="Calibri" w:cs="Calibri"/>
-                <w:sz w:val="24"/>
                 <w:rtl/>
                 <w:cs/>
-                <w:szCs w:val="24"/>
               </w:rPr>
               <w:t>{{ item(5, 'name') }}</w:t>
             </w:r>
@@ -2855,10 +2767,8 @@
             <w:r>
               <w:rPr>
                 <w:rFonts w:ascii="Calibri" w:hAnsi="Calibri" w:cs="Calibri"/>
-                <w:sz w:val="24"/>
                 <w:rtl/>
                 <w:cs/>
-                <w:szCs w:val="24"/>
               </w:rPr>
               <w:t>{{ item(5, 'nationality') }}</w:t>
             </w:r>
@@ -2895,7 +2805,6 @@
             <w:r>
               <w:rPr>
                 <w:rFonts w:ascii="Calibri" w:hAnsi="Calibri"/>
-                <w:sz w:val="24"/>
               </w:rPr>
               <w:t>{{ item(5, 'passport_no') }}</w:t>
             </w:r>
@@ -3064,7 +2973,6 @@
             <w:r>
               <w:rPr>
                 <w:rFonts w:ascii="Calibri" w:hAnsi="Calibri"/>
-                <w:sz w:val="24"/>
               </w:rPr>
               <w:t>{{ item(6, 'employee_id') }}</w:t>
             </w:r>
@@ -3098,10 +3006,8 @@
             <w:r>
               <w:rPr>
                 <w:rFonts w:ascii="Calibri" w:hAnsi="Calibri" w:cs="Calibri"/>
-                <w:sz w:val="24"/>
                 <w:rtl/>
                 <w:cs/>
-                <w:szCs w:val="24"/>
               </w:rPr>
               <w:t>{{ item(6, 'name') }}</w:t>
             </w:r>
@@ -3136,10 +3042,8 @@
             <w:r>
               <w:rPr>
                 <w:rFonts w:ascii="Calibri" w:hAnsi="Calibri" w:cs="Calibri"/>
-                <w:sz w:val="24"/>
                 <w:rtl/>
                 <w:cs/>
-                <w:szCs w:val="24"/>
               </w:rPr>
               <w:t>{{ item(6, 'nationality') }}</w:t>
             </w:r>
@@ -3176,7 +3080,6 @@
             <w:r>
               <w:rPr>
                 <w:rFonts w:ascii="Calibri" w:hAnsi="Calibri"/>
-                <w:sz w:val="24"/>
               </w:rPr>
               <w:t>{{ item(6, 'passport_no') }}</w:t>
             </w:r>
@@ -3345,7 +3248,6 @@
             <w:r>
               <w:rPr>
                 <w:rFonts w:ascii="Calibri" w:hAnsi="Calibri"/>
-                <w:sz w:val="24"/>
               </w:rPr>
               <w:t>{{ item(7, 'employee_id') }}</w:t>
             </w:r>
@@ -3379,10 +3281,8 @@
             <w:r>
               <w:rPr>
                 <w:rFonts w:ascii="Calibri" w:hAnsi="Calibri" w:cs="Calibri"/>
-                <w:sz w:val="24"/>
                 <w:rtl/>
                 <w:cs/>
-                <w:szCs w:val="24"/>
               </w:rPr>
               <w:t>{{ item(7, 'name') }}</w:t>
             </w:r>
@@ -3417,10 +3317,8 @@
             <w:r>
               <w:rPr>
                 <w:rFonts w:ascii="Calibri" w:hAnsi="Calibri" w:cs="Calibri"/>
-                <w:sz w:val="24"/>
                 <w:rtl/>
                 <w:cs/>
-                <w:szCs w:val="24"/>
               </w:rPr>
               <w:t>{{ item(7, 'nationality') }}</w:t>
             </w:r>
@@ -3457,7 +3355,6 @@
             <w:r>
               <w:rPr>
                 <w:rFonts w:ascii="Calibri" w:hAnsi="Calibri"/>
-                <w:sz w:val="24"/>
               </w:rPr>
               <w:t>{{ item(7, 'passport_no') }}</w:t>
             </w:r>
@@ -3626,8 +3523,8 @@
             <w:r>
               <w:rPr>
                 <w:rFonts w:ascii="Calibri" w:hAnsi="Calibri"/>
-                <w:sz w:val="24"/>
-              </w:rPr>
+              </w:rPr>
+              <w:lastRenderedPageBreak/>
               <w:t>{{ item(8, 'employee_id') }}</w:t>
             </w:r>
           </w:p>
@@ -3660,10 +3557,8 @@
             <w:r>
               <w:rPr>
                 <w:rFonts w:ascii="Calibri" w:hAnsi="Calibri" w:cs="Calibri"/>
-                <w:sz w:val="24"/>
                 <w:rtl/>
                 <w:cs/>
-                <w:szCs w:val="24"/>
               </w:rPr>
               <w:t>{{ item(8, 'name') }}</w:t>
             </w:r>
@@ -3698,10 +3593,8 @@
             <w:r>
               <w:rPr>
                 <w:rFonts w:ascii="Calibri" w:hAnsi="Calibri" w:cs="Calibri"/>
-                <w:sz w:val="24"/>
                 <w:rtl/>
                 <w:cs/>
-                <w:szCs w:val="24"/>
               </w:rPr>
               <w:t>{{ item(8, 'nationality') }}</w:t>
             </w:r>
@@ -3738,7 +3631,6 @@
             <w:r>
               <w:rPr>
                 <w:rFonts w:ascii="Calibri" w:hAnsi="Calibri"/>
-                <w:sz w:val="24"/>
               </w:rPr>
               <w:t>{{ item(8, 'passport_no') }}</w:t>
             </w:r>
@@ -3907,7 +3799,6 @@
             <w:r>
               <w:rPr>
                 <w:rFonts w:ascii="Calibri" w:hAnsi="Calibri"/>
-                <w:sz w:val="24"/>
               </w:rPr>
               <w:t>{{ item(9, 'employee_id') }}</w:t>
             </w:r>
@@ -3941,10 +3832,8 @@
             <w:r>
               <w:rPr>
                 <w:rFonts w:ascii="Calibri" w:hAnsi="Calibri" w:cs="Calibri"/>
-                <w:sz w:val="24"/>
                 <w:rtl/>
                 <w:cs/>
-                <w:szCs w:val="24"/>
               </w:rPr>
               <w:t>{{ item(9, 'name') }}</w:t>
             </w:r>
@@ -3979,10 +3868,8 @@
             <w:r>
               <w:rPr>
                 <w:rFonts w:ascii="Calibri" w:hAnsi="Calibri" w:cs="Calibri"/>
-                <w:sz w:val="24"/>
                 <w:rtl/>
                 <w:cs/>
-                <w:szCs w:val="24"/>
               </w:rPr>
               <w:t>{{ item(9, 'nationality') }}</w:t>
             </w:r>
@@ -4019,7 +3906,6 @@
             <w:r>
               <w:rPr>
                 <w:rFonts w:ascii="Calibri" w:hAnsi="Calibri"/>
-                <w:sz w:val="24"/>
               </w:rPr>
               <w:t>{{ item(9, 'passport_no') }}</w:t>
             </w:r>
@@ -4188,7 +4074,6 @@
             <w:r>
               <w:rPr>
                 <w:rFonts w:ascii="Calibri" w:hAnsi="Calibri"/>
-                <w:sz w:val="24"/>
               </w:rPr>
               <w:t>{{ item(10, 'employee_id') }}</w:t>
             </w:r>
@@ -4222,10 +4107,8 @@
             <w:r>
               <w:rPr>
                 <w:rFonts w:ascii="Calibri" w:hAnsi="Calibri" w:cs="Calibri"/>
-                <w:sz w:val="24"/>
                 <w:rtl/>
                 <w:cs/>
-                <w:szCs w:val="24"/>
               </w:rPr>
               <w:t>{{ item(10, 'name') }}</w:t>
             </w:r>
@@ -4260,10 +4143,8 @@
             <w:r>
               <w:rPr>
                 <w:rFonts w:ascii="Calibri" w:hAnsi="Calibri" w:cs="Calibri"/>
-                <w:sz w:val="24"/>
                 <w:rtl/>
                 <w:cs/>
-                <w:szCs w:val="24"/>
               </w:rPr>
               <w:t>{{ item(10, 'nationality') }}</w:t>
             </w:r>
@@ -4300,7 +4181,6 @@
             <w:r>
               <w:rPr>
                 <w:rFonts w:ascii="Calibri" w:hAnsi="Calibri"/>
-                <w:sz w:val="24"/>
               </w:rPr>
               <w:t>{{ item(10, 'passport_no') }}</w:t>
             </w:r>
@@ -4469,7 +4349,6 @@
             <w:r>
               <w:rPr>
                 <w:rFonts w:ascii="Calibri" w:hAnsi="Calibri"/>
-                <w:sz w:val="24"/>
               </w:rPr>
               <w:t>{{ item(11, 'employee_id') }}</w:t>
             </w:r>
@@ -4503,10 +4382,8 @@
             <w:r>
               <w:rPr>
                 <w:rFonts w:ascii="Calibri" w:hAnsi="Calibri" w:cs="Calibri"/>
-                <w:sz w:val="24"/>
                 <w:rtl/>
                 <w:cs/>
-                <w:szCs w:val="24"/>
               </w:rPr>
               <w:t>{{ item(11, 'name') }}</w:t>
             </w:r>
@@ -4541,10 +4418,8 @@
             <w:r>
               <w:rPr>
                 <w:rFonts w:ascii="Calibri" w:hAnsi="Calibri" w:cs="Calibri"/>
-                <w:sz w:val="24"/>
                 <w:rtl/>
                 <w:cs/>
-                <w:szCs w:val="24"/>
               </w:rPr>
               <w:t>{{ item(11, 'nationality') }}</w:t>
             </w:r>
@@ -4581,7 +4456,6 @@
             <w:r>
               <w:rPr>
                 <w:rFonts w:ascii="Calibri" w:hAnsi="Calibri"/>
-                <w:sz w:val="24"/>
               </w:rPr>
               <w:t>{{ item(11, 'passport_no') }}</w:t>
             </w:r>
@@ -4750,7 +4624,6 @@
             <w:r>
               <w:rPr>
                 <w:rFonts w:ascii="Calibri" w:hAnsi="Calibri"/>
-                <w:sz w:val="24"/>
               </w:rPr>
               <w:t>{{ item(12, 'employee_id') }}</w:t>
             </w:r>
@@ -4784,10 +4657,8 @@
             <w:r>
               <w:rPr>
                 <w:rFonts w:ascii="Calibri" w:hAnsi="Calibri" w:cs="Calibri"/>
-                <w:sz w:val="24"/>
                 <w:rtl/>
                 <w:cs/>
-                <w:szCs w:val="24"/>
               </w:rPr>
               <w:t>{{ item(12, 'name') }}</w:t>
             </w:r>
@@ -4822,10 +4693,8 @@
             <w:r>
               <w:rPr>
                 <w:rFonts w:ascii="Calibri" w:hAnsi="Calibri" w:cs="Calibri"/>
-                <w:sz w:val="24"/>
                 <w:rtl/>
                 <w:cs/>
-                <w:szCs w:val="24"/>
               </w:rPr>
               <w:t>{{ item(12, 'nationality') }}</w:t>
             </w:r>
@@ -4862,7 +4731,6 @@
             <w:r>
               <w:rPr>
                 <w:rFonts w:ascii="Calibri" w:hAnsi="Calibri"/>
-                <w:sz w:val="24"/>
               </w:rPr>
               <w:t>{{ item(12, 'passport_no') }}</w:t>
             </w:r>
@@ -5031,7 +4899,6 @@
             <w:r>
               <w:rPr>
                 <w:rFonts w:ascii="Calibri" w:hAnsi="Calibri"/>
-                <w:sz w:val="24"/>
               </w:rPr>
               <w:t>{{ item(13, 'employee_id') }}</w:t>
             </w:r>
@@ -5065,10 +4932,8 @@
             <w:r>
               <w:rPr>
                 <w:rFonts w:ascii="Calibri" w:hAnsi="Calibri" w:cs="Calibri"/>
-                <w:sz w:val="24"/>
                 <w:rtl/>
                 <w:cs/>
-                <w:szCs w:val="24"/>
               </w:rPr>
               <w:t>{{ item(13, 'name') }}</w:t>
             </w:r>
@@ -5103,10 +4968,8 @@
             <w:r>
               <w:rPr>
                 <w:rFonts w:ascii="Calibri" w:hAnsi="Calibri" w:cs="Calibri"/>
-                <w:sz w:val="24"/>
                 <w:rtl/>
                 <w:cs/>
-                <w:szCs w:val="24"/>
               </w:rPr>
               <w:t>{{ item(13, 'nationality') }}</w:t>
             </w:r>
@@ -5143,7 +5006,6 @@
             <w:r>
               <w:rPr>
                 <w:rFonts w:ascii="Calibri" w:hAnsi="Calibri"/>
-                <w:sz w:val="24"/>
               </w:rPr>
               <w:t>{{ item(13, 'passport_no') }}</w:t>
             </w:r>
@@ -5312,7 +5174,6 @@
             <w:r>
               <w:rPr>
                 <w:rFonts w:ascii="Calibri" w:hAnsi="Calibri"/>
-                <w:sz w:val="24"/>
               </w:rPr>
               <w:t>{{ item(14, 'employee_id') }}</w:t>
             </w:r>
@@ -5346,10 +5207,8 @@
             <w:r>
               <w:rPr>
                 <w:rFonts w:ascii="Calibri" w:hAnsi="Calibri" w:cs="Calibri"/>
-                <w:sz w:val="24"/>
                 <w:rtl/>
                 <w:cs/>
-                <w:szCs w:val="24"/>
               </w:rPr>
               <w:t>{{ item(14, 'name') }}</w:t>
             </w:r>
@@ -5384,10 +5243,8 @@
             <w:r>
               <w:rPr>
                 <w:rFonts w:ascii="Calibri" w:hAnsi="Calibri" w:cs="Calibri"/>
-                <w:sz w:val="24"/>
                 <w:rtl/>
                 <w:cs/>
-                <w:szCs w:val="24"/>
               </w:rPr>
               <w:t>{{ item(14, 'nationality') }}</w:t>
             </w:r>
@@ -5424,7 +5281,6 @@
             <w:r>
               <w:rPr>
                 <w:rFonts w:ascii="Calibri" w:hAnsi="Calibri"/>
-                <w:sz w:val="24"/>
               </w:rPr>
               <w:t>{{ item(14, 'passport_no') }}</w:t>
             </w:r>
